--- a/examples/expected/team-register-filled.docx
+++ b/examples/expected/team-register-filled.docx
@@ -12,7 +12,7 @@
     </w:p>
     <w:p>
       <w:r>
-        <w:t>Учебный сводный шаблон Docomator. Сопоставьте значения строки-образца и включите повтор по участникам аудитории.</w:t>
+        <w:t>Учебный сводный шаблон Оформлятор. Сопоставьте значения строки-образца и включите повтор по участникам аудитории.</w:t>
       </w:r>
     </w:p>
     <w:tbl>
